--- a/отчеты/Система контроля версий (лаба 2) Лукьянов.docx
+++ b/отчеты/Система контроля версий (лаба 2) Лукьянов.docx
@@ -606,7 +606,6 @@
           <w:rFonts w:ascii="Times New Roman" w:eastAsia="Times New Roman" w:hAnsi="Times New Roman" w:cs="Times New Roman"/>
           <w:sz w:val="24"/>
           <w:szCs w:val="24"/>
-          <w:lang w:val="en-US"/>
         </w:rPr>
       </w:pPr>
       <w:r>
@@ -622,7 +621,6 @@
           <w:rFonts w:ascii="Times New Roman" w:eastAsia="Times New Roman" w:hAnsi="Times New Roman" w:cs="Times New Roman"/>
           <w:sz w:val="24"/>
           <w:szCs w:val="24"/>
-          <w:lang w:val="en-US"/>
         </w:rPr>
         <w:t>6</w:t>
       </w:r>
@@ -736,18 +734,8 @@
           <w:sz w:val="24"/>
           <w:szCs w:val="24"/>
         </w:rPr>
-        <w:t xml:space="preserve">список файлов в текущей </w:t>
-      </w:r>
-      <w:proofErr w:type="spellStart"/>
-      <w:r>
-        <w:rPr>
-          <w:rFonts w:ascii="Times New Roman" w:eastAsia="Times New Roman" w:hAnsi="Times New Roman" w:cs="Times New Roman"/>
-          <w:sz w:val="24"/>
-          <w:szCs w:val="24"/>
-        </w:rPr>
-        <w:t>диркетории</w:t>
-      </w:r>
-      <w:proofErr w:type="spellEnd"/>
+        <w:t>список файлов в текущей диркетории</w:t>
+      </w:r>
     </w:p>
     <w:p>
       <w:pPr>
@@ -791,23 +779,13 @@
         </w:rPr>
         <w:t xml:space="preserve"> - </w:t>
       </w:r>
-      <w:proofErr w:type="spellStart"/>
-      <w:r>
-        <w:rPr>
-          <w:rFonts w:ascii="Times New Roman" w:eastAsia="Times New Roman" w:hAnsi="Times New Roman" w:cs="Times New Roman"/>
-          <w:sz w:val="24"/>
-          <w:szCs w:val="24"/>
-        </w:rPr>
-        <w:t>настривает</w:t>
-      </w:r>
-      <w:proofErr w:type="spellEnd"/>
-      <w:r>
-        <w:rPr>
-          <w:rFonts w:ascii="Times New Roman" w:eastAsia="Times New Roman" w:hAnsi="Times New Roman" w:cs="Times New Roman"/>
-          <w:sz w:val="24"/>
-          <w:szCs w:val="24"/>
-        </w:rPr>
-        <w:t xml:space="preserve"> имя пользователя и почту</w:t>
+      <w:r>
+        <w:rPr>
+          <w:rFonts w:ascii="Times New Roman" w:eastAsia="Times New Roman" w:hAnsi="Times New Roman" w:cs="Times New Roman"/>
+          <w:sz w:val="24"/>
+          <w:szCs w:val="24"/>
+        </w:rPr>
+        <w:t>настривает имя пользователя и почту</w:t>
       </w:r>
     </w:p>
     <w:p>
@@ -835,7 +813,6 @@
         </w:rPr>
         <w:t xml:space="preserve"> </w:t>
       </w:r>
-      <w:proofErr w:type="spellStart"/>
       <w:r>
         <w:rPr>
           <w:rFonts w:ascii="Times New Roman" w:eastAsia="Times New Roman" w:hAnsi="Times New Roman" w:cs="Times New Roman"/>
@@ -845,7 +822,6 @@
         </w:rPr>
         <w:t>init</w:t>
       </w:r>
-      <w:proofErr w:type="spellEnd"/>
       <w:r>
         <w:rPr>
           <w:rFonts w:ascii="Times New Roman" w:eastAsia="Times New Roman" w:hAnsi="Times New Roman" w:cs="Times New Roman"/>
@@ -957,7 +933,6 @@
         </w:rPr>
         <w:t xml:space="preserve"> </w:t>
       </w:r>
-      <w:proofErr w:type="spellStart"/>
       <w:r>
         <w:rPr>
           <w:rFonts w:ascii="Times New Roman" w:eastAsia="Times New Roman" w:hAnsi="Times New Roman" w:cs="Times New Roman"/>
@@ -966,7 +941,6 @@
         </w:rPr>
         <w:t>имя_фвйла</w:t>
       </w:r>
-      <w:proofErr w:type="spellEnd"/>
       <w:r>
         <w:rPr>
           <w:rFonts w:ascii="Times New Roman" w:eastAsia="Times New Roman" w:hAnsi="Times New Roman" w:cs="Times New Roman"/>
@@ -1049,26 +1023,42 @@
           <w:sz w:val="24"/>
           <w:szCs w:val="24"/>
         </w:rPr>
-        <w:t>«Коммит</w:t>
-      </w:r>
-      <w:proofErr w:type="gramStart"/>
-      <w:r>
-        <w:rPr>
-          <w:rFonts w:ascii="Times New Roman" w:eastAsia="Times New Roman" w:hAnsi="Times New Roman" w:cs="Times New Roman"/>
-          <w:sz w:val="24"/>
-          <w:szCs w:val="24"/>
-        </w:rPr>
-        <w:t xml:space="preserve">» </w:t>
-      </w:r>
-      <w:r>
-        <w:rPr>
-          <w:rFonts w:ascii="Times New Roman" w:eastAsia="Times New Roman" w:hAnsi="Times New Roman" w:cs="Times New Roman"/>
-          <w:sz w:val="24"/>
-          <w:szCs w:val="24"/>
-        </w:rPr>
-        <w:t xml:space="preserve"> -</w:t>
-      </w:r>
-      <w:proofErr w:type="gramEnd"/>
+        <w:t xml:space="preserve">«Коммит» </w:t>
+      </w:r>
+      <w:r>
+        <w:rPr>
+          <w:rFonts w:ascii="Times New Roman" w:eastAsia="Times New Roman" w:hAnsi="Times New Roman" w:cs="Times New Roman"/>
+          <w:sz w:val="24"/>
+          <w:szCs w:val="24"/>
+        </w:rPr>
+        <w:t xml:space="preserve"> - </w:t>
+      </w:r>
+      <w:r>
+        <w:rPr>
+          <w:rFonts w:ascii="Times New Roman" w:eastAsia="Times New Roman" w:hAnsi="Times New Roman" w:cs="Times New Roman"/>
+          <w:sz w:val="24"/>
+          <w:szCs w:val="24"/>
+        </w:rPr>
+        <w:t>сохраняет файлы, так называемая «контрольная точка»</w:t>
+      </w:r>
+    </w:p>
+    <w:p>
+      <w:pPr>
+        <w:rPr>
+          <w:rFonts w:ascii="Times New Roman" w:eastAsia="Times New Roman" w:hAnsi="Times New Roman" w:cs="Times New Roman"/>
+          <w:sz w:val="24"/>
+          <w:szCs w:val="24"/>
+        </w:rPr>
+      </w:pPr>
+      <w:r>
+        <w:rPr>
+          <w:rFonts w:ascii="Times New Roman" w:eastAsia="Times New Roman" w:hAnsi="Times New Roman" w:cs="Times New Roman"/>
+          <w:sz w:val="24"/>
+          <w:szCs w:val="24"/>
+          <w:lang w:val="en-US"/>
+        </w:rPr>
+        <w:t>git</w:t>
+      </w:r>
       <w:r>
         <w:rPr>
           <w:rFonts w:ascii="Times New Roman" w:eastAsia="Times New Roman" w:hAnsi="Times New Roman" w:cs="Times New Roman"/>
@@ -1082,8 +1072,25 @@
           <w:rFonts w:ascii="Times New Roman" w:eastAsia="Times New Roman" w:hAnsi="Times New Roman" w:cs="Times New Roman"/>
           <w:sz w:val="24"/>
           <w:szCs w:val="24"/>
-        </w:rPr>
-        <w:t>сохраняет файлы, так называемая «контрольная точка»</w:t>
+          <w:lang w:val="en-US"/>
+        </w:rPr>
+        <w:t>log</w:t>
+      </w:r>
+      <w:r>
+        <w:rPr>
+          <w:rFonts w:ascii="Times New Roman" w:eastAsia="Times New Roman" w:hAnsi="Times New Roman" w:cs="Times New Roman"/>
+          <w:sz w:val="24"/>
+          <w:szCs w:val="24"/>
+        </w:rPr>
+        <w:t xml:space="preserve"> - </w:t>
+      </w:r>
+      <w:r>
+        <w:rPr>
+          <w:rFonts w:ascii="Times New Roman" w:eastAsia="Times New Roman" w:hAnsi="Times New Roman" w:cs="Times New Roman"/>
+          <w:sz w:val="24"/>
+          <w:szCs w:val="24"/>
+        </w:rPr>
+        <w:t>список коммитов</w:t>
       </w:r>
     </w:p>
     <w:p>
@@ -1126,6 +1133,227 @@
           <w:sz w:val="24"/>
           <w:szCs w:val="24"/>
         </w:rPr>
+        <w:t xml:space="preserve"> --</w:t>
+      </w:r>
+      <w:r>
+        <w:rPr>
+          <w:rFonts w:ascii="Times New Roman" w:eastAsia="Times New Roman" w:hAnsi="Times New Roman" w:cs="Times New Roman"/>
+          <w:sz w:val="24"/>
+          <w:szCs w:val="24"/>
+          <w:lang w:val="en-US"/>
+        </w:rPr>
+        <w:t>graph</w:t>
+      </w:r>
+      <w:r>
+        <w:rPr>
+          <w:rFonts w:ascii="Times New Roman" w:eastAsia="Times New Roman" w:hAnsi="Times New Roman" w:cs="Times New Roman"/>
+          <w:sz w:val="24"/>
+          <w:szCs w:val="24"/>
+        </w:rPr>
+        <w:t xml:space="preserve"> --</w:t>
+      </w:r>
+      <w:r>
+        <w:rPr>
+          <w:rFonts w:ascii="Times New Roman" w:eastAsia="Times New Roman" w:hAnsi="Times New Roman" w:cs="Times New Roman"/>
+          <w:sz w:val="24"/>
+          <w:szCs w:val="24"/>
+          <w:lang w:val="en-US"/>
+        </w:rPr>
+        <w:t>full</w:t>
+      </w:r>
+      <w:r>
+        <w:rPr>
+          <w:rFonts w:ascii="Times New Roman" w:eastAsia="Times New Roman" w:hAnsi="Times New Roman" w:cs="Times New Roman"/>
+          <w:sz w:val="24"/>
+          <w:szCs w:val="24"/>
+        </w:rPr>
+        <w:t>-</w:t>
+      </w:r>
+      <w:r>
+        <w:rPr>
+          <w:rFonts w:ascii="Times New Roman" w:eastAsia="Times New Roman" w:hAnsi="Times New Roman" w:cs="Times New Roman"/>
+          <w:sz w:val="24"/>
+          <w:szCs w:val="24"/>
+          <w:lang w:val="en-US"/>
+        </w:rPr>
+        <w:t>history</w:t>
+      </w:r>
+      <w:r>
+        <w:rPr>
+          <w:rFonts w:ascii="Times New Roman" w:eastAsia="Times New Roman" w:hAnsi="Times New Roman" w:cs="Times New Roman"/>
+          <w:sz w:val="24"/>
+          <w:szCs w:val="24"/>
+        </w:rPr>
+        <w:t xml:space="preserve"> --</w:t>
+      </w:r>
+      <w:r>
+        <w:rPr>
+          <w:rFonts w:ascii="Times New Roman" w:eastAsia="Times New Roman" w:hAnsi="Times New Roman" w:cs="Times New Roman"/>
+          <w:sz w:val="24"/>
+          <w:szCs w:val="24"/>
+          <w:lang w:val="en-US"/>
+        </w:rPr>
+        <w:t>all</w:t>
+      </w:r>
+      <w:r>
+        <w:rPr>
+          <w:rFonts w:ascii="Times New Roman" w:eastAsia="Times New Roman" w:hAnsi="Times New Roman" w:cs="Times New Roman"/>
+          <w:sz w:val="24"/>
+          <w:szCs w:val="24"/>
+        </w:rPr>
+        <w:t xml:space="preserve"> - показать красивое дерево коммитов</w:t>
+      </w:r>
+    </w:p>
+    <w:p>
+      <w:pPr>
+        <w:rPr>
+          <w:rFonts w:ascii="Times New Roman" w:eastAsia="Times New Roman" w:hAnsi="Times New Roman" w:cs="Times New Roman"/>
+          <w:sz w:val="24"/>
+          <w:szCs w:val="24"/>
+        </w:rPr>
+      </w:pPr>
+      <w:r>
+        <w:rPr>
+          <w:rFonts w:ascii="Times New Roman" w:eastAsia="Times New Roman" w:hAnsi="Times New Roman" w:cs="Times New Roman"/>
+          <w:sz w:val="24"/>
+          <w:szCs w:val="24"/>
+          <w:lang w:val="en-US"/>
+        </w:rPr>
+        <w:t>git</w:t>
+      </w:r>
+      <w:r>
+        <w:rPr>
+          <w:rFonts w:ascii="Times New Roman" w:eastAsia="Times New Roman" w:hAnsi="Times New Roman" w:cs="Times New Roman"/>
+          <w:sz w:val="24"/>
+          <w:szCs w:val="24"/>
+        </w:rPr>
+        <w:t xml:space="preserve"> </w:t>
+      </w:r>
+      <w:r>
+        <w:rPr>
+          <w:rFonts w:ascii="Times New Roman" w:eastAsia="Times New Roman" w:hAnsi="Times New Roman" w:cs="Times New Roman"/>
+          <w:sz w:val="24"/>
+          <w:szCs w:val="24"/>
+          <w:lang w:val="en-US"/>
+        </w:rPr>
+        <w:t>branch</w:t>
+      </w:r>
+      <w:r>
+        <w:rPr>
+          <w:rFonts w:ascii="Times New Roman" w:eastAsia="Times New Roman" w:hAnsi="Times New Roman" w:cs="Times New Roman"/>
+          <w:sz w:val="24"/>
+          <w:szCs w:val="24"/>
+        </w:rPr>
+        <w:t xml:space="preserve"> </w:t>
+      </w:r>
+      <w:r>
+        <w:rPr>
+          <w:rFonts w:ascii="Times New Roman" w:eastAsia="Times New Roman" w:hAnsi="Times New Roman" w:cs="Times New Roman"/>
+          <w:sz w:val="24"/>
+          <w:szCs w:val="24"/>
+        </w:rPr>
+        <w:t>имя_ветки - создает новую ветку</w:t>
+      </w:r>
+    </w:p>
+    <w:p>
+      <w:pPr>
+        <w:rPr>
+          <w:rFonts w:ascii="Times New Roman" w:eastAsia="Times New Roman" w:hAnsi="Times New Roman" w:cs="Times New Roman"/>
+          <w:sz w:val="24"/>
+          <w:szCs w:val="24"/>
+        </w:rPr>
+      </w:pPr>
+      <w:r>
+        <w:rPr>
+          <w:rFonts w:ascii="Times New Roman" w:eastAsia="Times New Roman" w:hAnsi="Times New Roman" w:cs="Times New Roman"/>
+          <w:sz w:val="24"/>
+          <w:szCs w:val="24"/>
+          <w:lang w:val="en-US"/>
+        </w:rPr>
+        <w:t>git</w:t>
+      </w:r>
+      <w:r>
+        <w:rPr>
+          <w:rFonts w:ascii="Times New Roman" w:eastAsia="Times New Roman" w:hAnsi="Times New Roman" w:cs="Times New Roman"/>
+          <w:sz w:val="24"/>
+          <w:szCs w:val="24"/>
+        </w:rPr>
+        <w:t xml:space="preserve"> </w:t>
+      </w:r>
+      <w:r>
+        <w:rPr>
+          <w:rFonts w:ascii="Times New Roman" w:eastAsia="Times New Roman" w:hAnsi="Times New Roman" w:cs="Times New Roman"/>
+          <w:sz w:val="24"/>
+          <w:szCs w:val="24"/>
+          <w:lang w:val="en-US"/>
+        </w:rPr>
+        <w:t>branch</w:t>
+      </w:r>
+      <w:r>
+        <w:rPr>
+          <w:rFonts w:ascii="Times New Roman" w:eastAsia="Times New Roman" w:hAnsi="Times New Roman" w:cs="Times New Roman"/>
+          <w:sz w:val="24"/>
+          <w:szCs w:val="24"/>
+        </w:rPr>
+        <w:t xml:space="preserve"> </w:t>
+      </w:r>
+      <w:r>
+        <w:rPr>
+          <w:rFonts w:ascii="Times New Roman" w:eastAsia="Times New Roman" w:hAnsi="Times New Roman" w:cs="Times New Roman"/>
+          <w:sz w:val="24"/>
+          <w:szCs w:val="24"/>
+        </w:rPr>
+        <w:t>- список веток</w:t>
+      </w:r>
+    </w:p>
+    <w:p>
+      <w:pPr>
+        <w:rPr>
+          <w:rFonts w:ascii="Times New Roman" w:eastAsia="Times New Roman" w:hAnsi="Times New Roman" w:cs="Times New Roman"/>
+          <w:sz w:val="24"/>
+          <w:szCs w:val="24"/>
+        </w:rPr>
+      </w:pPr>
+      <w:r>
+        <w:rPr>
+          <w:rFonts w:ascii="Times New Roman" w:eastAsia="Times New Roman" w:hAnsi="Times New Roman" w:cs="Times New Roman"/>
+          <w:sz w:val="24"/>
+          <w:szCs w:val="24"/>
+          <w:lang w:val="en-US"/>
+        </w:rPr>
+        <w:t>git</w:t>
+      </w:r>
+      <w:r>
+        <w:rPr>
+          <w:rFonts w:ascii="Times New Roman" w:eastAsia="Times New Roman" w:hAnsi="Times New Roman" w:cs="Times New Roman"/>
+          <w:sz w:val="24"/>
+          <w:szCs w:val="24"/>
+        </w:rPr>
+        <w:t xml:space="preserve"> </w:t>
+      </w:r>
+      <w:r>
+        <w:rPr>
+          <w:rFonts w:ascii="Times New Roman" w:eastAsia="Times New Roman" w:hAnsi="Times New Roman" w:cs="Times New Roman"/>
+          <w:sz w:val="24"/>
+          <w:szCs w:val="24"/>
+          <w:lang w:val="en-US"/>
+        </w:rPr>
+        <w:t>checkout</w:t>
+      </w:r>
+      <w:r>
+        <w:rPr>
+          <w:rFonts w:ascii="Times New Roman" w:eastAsia="Times New Roman" w:hAnsi="Times New Roman" w:cs="Times New Roman"/>
+          <w:sz w:val="24"/>
+          <w:szCs w:val="24"/>
+        </w:rPr>
+        <w:t xml:space="preserve"> имя_ветки</w:t>
+      </w:r>
+      <w:r>
+        <w:rPr>
+          <w:rFonts w:ascii="Times New Roman" w:eastAsia="Times New Roman" w:hAnsi="Times New Roman" w:cs="Times New Roman"/>
+          <w:sz w:val="24"/>
+          <w:szCs w:val="24"/>
+        </w:rPr>
         <w:t xml:space="preserve"> - </w:t>
       </w:r>
       <w:r>
@@ -1134,7 +1362,7 @@
           <w:sz w:val="24"/>
           <w:szCs w:val="24"/>
         </w:rPr>
-        <w:t>список коммитов</w:t>
+        <w:t>переключение ветки</w:t>
       </w:r>
     </w:p>
     <w:p>
@@ -1169,101 +1397,7 @@
           <w:szCs w:val="24"/>
           <w:lang w:val="en-US"/>
         </w:rPr>
-        <w:t>log</w:t>
-      </w:r>
-      <w:r>
-        <w:rPr>
-          <w:rFonts w:ascii="Times New Roman" w:eastAsia="Times New Roman" w:hAnsi="Times New Roman" w:cs="Times New Roman"/>
-          <w:sz w:val="24"/>
-          <w:szCs w:val="24"/>
-        </w:rPr>
-        <w:t xml:space="preserve"> --</w:t>
-      </w:r>
-      <w:r>
-        <w:rPr>
-          <w:rFonts w:ascii="Times New Roman" w:eastAsia="Times New Roman" w:hAnsi="Times New Roman" w:cs="Times New Roman"/>
-          <w:sz w:val="24"/>
-          <w:szCs w:val="24"/>
-          <w:lang w:val="en-US"/>
-        </w:rPr>
-        <w:t>graph</w:t>
-      </w:r>
-      <w:r>
-        <w:rPr>
-          <w:rFonts w:ascii="Times New Roman" w:eastAsia="Times New Roman" w:hAnsi="Times New Roman" w:cs="Times New Roman"/>
-          <w:sz w:val="24"/>
-          <w:szCs w:val="24"/>
-        </w:rPr>
-        <w:t xml:space="preserve"> --</w:t>
-      </w:r>
-      <w:r>
-        <w:rPr>
-          <w:rFonts w:ascii="Times New Roman" w:eastAsia="Times New Roman" w:hAnsi="Times New Roman" w:cs="Times New Roman"/>
-          <w:sz w:val="24"/>
-          <w:szCs w:val="24"/>
-          <w:lang w:val="en-US"/>
-        </w:rPr>
-        <w:t>full</w:t>
-      </w:r>
-      <w:r>
-        <w:rPr>
-          <w:rFonts w:ascii="Times New Roman" w:eastAsia="Times New Roman" w:hAnsi="Times New Roman" w:cs="Times New Roman"/>
-          <w:sz w:val="24"/>
-          <w:szCs w:val="24"/>
-        </w:rPr>
-        <w:t>-</w:t>
-      </w:r>
-      <w:r>
-        <w:rPr>
-          <w:rFonts w:ascii="Times New Roman" w:eastAsia="Times New Roman" w:hAnsi="Times New Roman" w:cs="Times New Roman"/>
-          <w:sz w:val="24"/>
-          <w:szCs w:val="24"/>
-          <w:lang w:val="en-US"/>
-        </w:rPr>
-        <w:t>history</w:t>
-      </w:r>
-      <w:r>
-        <w:rPr>
-          <w:rFonts w:ascii="Times New Roman" w:eastAsia="Times New Roman" w:hAnsi="Times New Roman" w:cs="Times New Roman"/>
-          <w:sz w:val="24"/>
-          <w:szCs w:val="24"/>
-        </w:rPr>
-        <w:t xml:space="preserve"> --</w:t>
-      </w:r>
-      <w:r>
-        <w:rPr>
-          <w:rFonts w:ascii="Times New Roman" w:eastAsia="Times New Roman" w:hAnsi="Times New Roman" w:cs="Times New Roman"/>
-          <w:sz w:val="24"/>
-          <w:szCs w:val="24"/>
-          <w:lang w:val="en-US"/>
-        </w:rPr>
-        <w:t>all</w:t>
-      </w:r>
-      <w:r>
-        <w:rPr>
-          <w:rFonts w:ascii="Times New Roman" w:eastAsia="Times New Roman" w:hAnsi="Times New Roman" w:cs="Times New Roman"/>
-          <w:sz w:val="24"/>
-          <w:szCs w:val="24"/>
-        </w:rPr>
-        <w:t xml:space="preserve"> - показать красивое дерево коммитов</w:t>
-      </w:r>
-    </w:p>
-    <w:p>
-      <w:pPr>
-        <w:rPr>
-          <w:rFonts w:ascii="Times New Roman" w:eastAsia="Times New Roman" w:hAnsi="Times New Roman" w:cs="Times New Roman"/>
-          <w:sz w:val="24"/>
-          <w:szCs w:val="24"/>
-        </w:rPr>
-      </w:pPr>
-      <w:r>
-        <w:rPr>
-          <w:rFonts w:ascii="Times New Roman" w:eastAsia="Times New Roman" w:hAnsi="Times New Roman" w:cs="Times New Roman"/>
-          <w:sz w:val="24"/>
-          <w:szCs w:val="24"/>
-          <w:lang w:val="en-US"/>
-        </w:rPr>
-        <w:t>git</w:t>
+        <w:t>merge</w:t>
       </w:r>
       <w:r>
         <w:rPr>
@@ -1278,216 +1412,8 @@
           <w:rFonts w:ascii="Times New Roman" w:eastAsia="Times New Roman" w:hAnsi="Times New Roman" w:cs="Times New Roman"/>
           <w:sz w:val="24"/>
           <w:szCs w:val="24"/>
-          <w:lang w:val="en-US"/>
-        </w:rPr>
-        <w:t>branch</w:t>
-      </w:r>
-      <w:r>
-        <w:rPr>
-          <w:rFonts w:ascii="Times New Roman" w:eastAsia="Times New Roman" w:hAnsi="Times New Roman" w:cs="Times New Roman"/>
-          <w:sz w:val="24"/>
-          <w:szCs w:val="24"/>
-        </w:rPr>
-        <w:t xml:space="preserve"> </w:t>
-      </w:r>
-      <w:proofErr w:type="spellStart"/>
-      <w:r>
-        <w:rPr>
-          <w:rFonts w:ascii="Times New Roman" w:eastAsia="Times New Roman" w:hAnsi="Times New Roman" w:cs="Times New Roman"/>
-          <w:sz w:val="24"/>
-          <w:szCs w:val="24"/>
-        </w:rPr>
-        <w:t>имя_ветки</w:t>
-      </w:r>
-      <w:proofErr w:type="spellEnd"/>
-      <w:r>
-        <w:rPr>
-          <w:rFonts w:ascii="Times New Roman" w:eastAsia="Times New Roman" w:hAnsi="Times New Roman" w:cs="Times New Roman"/>
-          <w:sz w:val="24"/>
-          <w:szCs w:val="24"/>
-        </w:rPr>
-        <w:t xml:space="preserve"> - создает новую ветку</w:t>
-      </w:r>
-    </w:p>
-    <w:p>
-      <w:pPr>
-        <w:rPr>
-          <w:rFonts w:ascii="Times New Roman" w:eastAsia="Times New Roman" w:hAnsi="Times New Roman" w:cs="Times New Roman"/>
-          <w:sz w:val="24"/>
-          <w:szCs w:val="24"/>
-        </w:rPr>
-      </w:pPr>
-      <w:r>
-        <w:rPr>
-          <w:rFonts w:ascii="Times New Roman" w:eastAsia="Times New Roman" w:hAnsi="Times New Roman" w:cs="Times New Roman"/>
-          <w:sz w:val="24"/>
-          <w:szCs w:val="24"/>
-          <w:lang w:val="en-US"/>
-        </w:rPr>
-        <w:t>git</w:t>
-      </w:r>
-      <w:r>
-        <w:rPr>
-          <w:rFonts w:ascii="Times New Roman" w:eastAsia="Times New Roman" w:hAnsi="Times New Roman" w:cs="Times New Roman"/>
-          <w:sz w:val="24"/>
-          <w:szCs w:val="24"/>
-        </w:rPr>
-        <w:t xml:space="preserve"> </w:t>
-      </w:r>
-      <w:r>
-        <w:rPr>
-          <w:rFonts w:ascii="Times New Roman" w:eastAsia="Times New Roman" w:hAnsi="Times New Roman" w:cs="Times New Roman"/>
-          <w:sz w:val="24"/>
-          <w:szCs w:val="24"/>
-          <w:lang w:val="en-US"/>
-        </w:rPr>
-        <w:t>branch</w:t>
-      </w:r>
-      <w:r>
-        <w:rPr>
-          <w:rFonts w:ascii="Times New Roman" w:eastAsia="Times New Roman" w:hAnsi="Times New Roman" w:cs="Times New Roman"/>
-          <w:sz w:val="24"/>
-          <w:szCs w:val="24"/>
-        </w:rPr>
-        <w:t xml:space="preserve"> </w:t>
-      </w:r>
-      <w:r>
-        <w:rPr>
-          <w:rFonts w:ascii="Times New Roman" w:eastAsia="Times New Roman" w:hAnsi="Times New Roman" w:cs="Times New Roman"/>
-          <w:sz w:val="24"/>
-          <w:szCs w:val="24"/>
-        </w:rPr>
-        <w:t>- список веток</w:t>
-      </w:r>
-    </w:p>
-    <w:p>
-      <w:pPr>
-        <w:rPr>
-          <w:rFonts w:ascii="Times New Roman" w:eastAsia="Times New Roman" w:hAnsi="Times New Roman" w:cs="Times New Roman"/>
-          <w:sz w:val="24"/>
-          <w:szCs w:val="24"/>
-        </w:rPr>
-      </w:pPr>
-      <w:r>
-        <w:rPr>
-          <w:rFonts w:ascii="Times New Roman" w:eastAsia="Times New Roman" w:hAnsi="Times New Roman" w:cs="Times New Roman"/>
-          <w:sz w:val="24"/>
-          <w:szCs w:val="24"/>
-          <w:lang w:val="en-US"/>
-        </w:rPr>
-        <w:t>git</w:t>
-      </w:r>
-      <w:r>
-        <w:rPr>
-          <w:rFonts w:ascii="Times New Roman" w:eastAsia="Times New Roman" w:hAnsi="Times New Roman" w:cs="Times New Roman"/>
-          <w:sz w:val="24"/>
-          <w:szCs w:val="24"/>
-        </w:rPr>
-        <w:t xml:space="preserve"> </w:t>
-      </w:r>
-      <w:r>
-        <w:rPr>
-          <w:rFonts w:ascii="Times New Roman" w:eastAsia="Times New Roman" w:hAnsi="Times New Roman" w:cs="Times New Roman"/>
-          <w:sz w:val="24"/>
-          <w:szCs w:val="24"/>
-          <w:lang w:val="en-US"/>
-        </w:rPr>
-        <w:t>checkout</w:t>
-      </w:r>
-      <w:r>
-        <w:rPr>
-          <w:rFonts w:ascii="Times New Roman" w:eastAsia="Times New Roman" w:hAnsi="Times New Roman" w:cs="Times New Roman"/>
-          <w:sz w:val="24"/>
-          <w:szCs w:val="24"/>
-        </w:rPr>
-        <w:t xml:space="preserve"> </w:t>
-      </w:r>
-      <w:proofErr w:type="spellStart"/>
-      <w:r>
-        <w:rPr>
-          <w:rFonts w:ascii="Times New Roman" w:eastAsia="Times New Roman" w:hAnsi="Times New Roman" w:cs="Times New Roman"/>
-          <w:sz w:val="24"/>
-          <w:szCs w:val="24"/>
-        </w:rPr>
-        <w:t>имя_ветки</w:t>
-      </w:r>
-      <w:proofErr w:type="spellEnd"/>
-      <w:r>
-        <w:rPr>
-          <w:rFonts w:ascii="Times New Roman" w:eastAsia="Times New Roman" w:hAnsi="Times New Roman" w:cs="Times New Roman"/>
-          <w:sz w:val="24"/>
-          <w:szCs w:val="24"/>
-        </w:rPr>
-        <w:t xml:space="preserve"> - </w:t>
-      </w:r>
-      <w:r>
-        <w:rPr>
-          <w:rFonts w:ascii="Times New Roman" w:eastAsia="Times New Roman" w:hAnsi="Times New Roman" w:cs="Times New Roman"/>
-          <w:sz w:val="24"/>
-          <w:szCs w:val="24"/>
-        </w:rPr>
-        <w:t>переключение ветки</w:t>
-      </w:r>
-    </w:p>
-    <w:p>
-      <w:pPr>
-        <w:rPr>
-          <w:rFonts w:ascii="Times New Roman" w:eastAsia="Times New Roman" w:hAnsi="Times New Roman" w:cs="Times New Roman"/>
-          <w:sz w:val="24"/>
-          <w:szCs w:val="24"/>
-        </w:rPr>
-      </w:pPr>
-      <w:r>
-        <w:rPr>
-          <w:rFonts w:ascii="Times New Roman" w:eastAsia="Times New Roman" w:hAnsi="Times New Roman" w:cs="Times New Roman"/>
-          <w:sz w:val="24"/>
-          <w:szCs w:val="24"/>
-          <w:lang w:val="en-US"/>
-        </w:rPr>
-        <w:t>git</w:t>
-      </w:r>
-      <w:r>
-        <w:rPr>
-          <w:rFonts w:ascii="Times New Roman" w:eastAsia="Times New Roman" w:hAnsi="Times New Roman" w:cs="Times New Roman"/>
-          <w:sz w:val="24"/>
-          <w:szCs w:val="24"/>
-        </w:rPr>
-        <w:t xml:space="preserve"> </w:t>
-      </w:r>
-      <w:r>
-        <w:rPr>
-          <w:rFonts w:ascii="Times New Roman" w:eastAsia="Times New Roman" w:hAnsi="Times New Roman" w:cs="Times New Roman"/>
-          <w:sz w:val="24"/>
-          <w:szCs w:val="24"/>
-          <w:lang w:val="en-US"/>
-        </w:rPr>
-        <w:t>merge</w:t>
-      </w:r>
-      <w:r>
-        <w:rPr>
-          <w:rFonts w:ascii="Times New Roman" w:eastAsia="Times New Roman" w:hAnsi="Times New Roman" w:cs="Times New Roman"/>
-          <w:sz w:val="24"/>
-          <w:szCs w:val="24"/>
-        </w:rPr>
-        <w:t xml:space="preserve"> </w:t>
-      </w:r>
-      <w:proofErr w:type="spellStart"/>
-      <w:r>
-        <w:rPr>
-          <w:rFonts w:ascii="Times New Roman" w:eastAsia="Times New Roman" w:hAnsi="Times New Roman" w:cs="Times New Roman"/>
-          <w:sz w:val="24"/>
-          <w:szCs w:val="24"/>
-        </w:rPr>
-        <w:t>имя_ветки</w:t>
-      </w:r>
-      <w:proofErr w:type="spellEnd"/>
-      <w:r>
-        <w:rPr>
-          <w:rFonts w:ascii="Times New Roman" w:eastAsia="Times New Roman" w:hAnsi="Times New Roman" w:cs="Times New Roman"/>
-          <w:sz w:val="24"/>
-          <w:szCs w:val="24"/>
-        </w:rPr>
-        <w:t xml:space="preserve"> </w:t>
+        </w:rPr>
+        <w:t xml:space="preserve">имя_ветки </w:t>
       </w:r>
       <w:r>
         <w:rPr>
@@ -1547,27 +1473,7 @@
           <w:szCs w:val="24"/>
           <w:lang w:val="en-US"/>
         </w:rPr>
-        <w:t>-</w:t>
-      </w:r>
-      <w:proofErr w:type="spellStart"/>
-      <w:r>
-        <w:rPr>
-          <w:rFonts w:ascii="Times New Roman" w:eastAsia="Times New Roman" w:hAnsi="Times New Roman" w:cs="Times New Roman"/>
-          <w:sz w:val="24"/>
-          <w:szCs w:val="24"/>
-          <w:lang w:val="en-US"/>
-        </w:rPr>
-        <w:t>url.git</w:t>
-      </w:r>
-      <w:proofErr w:type="spellEnd"/>
-      <w:r>
-        <w:rPr>
-          <w:rFonts w:ascii="Times New Roman" w:eastAsia="Times New Roman" w:hAnsi="Times New Roman" w:cs="Times New Roman"/>
-          <w:sz w:val="24"/>
-          <w:szCs w:val="24"/>
-          <w:lang w:val="en-US"/>
-        </w:rPr>
-        <w:t xml:space="preserve">.  </w:t>
+        <w:t xml:space="preserve">-url.git.  </w:t>
       </w:r>
       <w:r>
         <w:rPr>
@@ -1586,77 +1492,13 @@
           <w:szCs w:val="24"/>
         </w:rPr>
       </w:pPr>
-      <w:proofErr w:type="spellStart"/>
-      <w:r>
-        <w:rPr>
-          <w:rFonts w:ascii="Times New Roman" w:eastAsia="Times New Roman" w:hAnsi="Times New Roman" w:cs="Times New Roman"/>
-          <w:sz w:val="24"/>
-          <w:szCs w:val="24"/>
-        </w:rPr>
-        <w:t>git</w:t>
-      </w:r>
-      <w:proofErr w:type="spellEnd"/>
-      <w:r>
-        <w:rPr>
-          <w:rFonts w:ascii="Times New Roman" w:eastAsia="Times New Roman" w:hAnsi="Times New Roman" w:cs="Times New Roman"/>
-          <w:sz w:val="24"/>
-          <w:szCs w:val="24"/>
-        </w:rPr>
-        <w:t xml:space="preserve"> </w:t>
-      </w:r>
-      <w:proofErr w:type="spellStart"/>
-      <w:r>
-        <w:rPr>
-          <w:rFonts w:ascii="Times New Roman" w:eastAsia="Times New Roman" w:hAnsi="Times New Roman" w:cs="Times New Roman"/>
-          <w:sz w:val="24"/>
-          <w:szCs w:val="24"/>
-        </w:rPr>
-        <w:t>push</w:t>
-      </w:r>
-      <w:proofErr w:type="spellEnd"/>
-      <w:r>
-        <w:rPr>
-          <w:rFonts w:ascii="Times New Roman" w:eastAsia="Times New Roman" w:hAnsi="Times New Roman" w:cs="Times New Roman"/>
-          <w:sz w:val="24"/>
-          <w:szCs w:val="24"/>
-        </w:rPr>
-        <w:t xml:space="preserve"> -u </w:t>
-      </w:r>
-      <w:proofErr w:type="spellStart"/>
-      <w:r>
-        <w:rPr>
-          <w:rFonts w:ascii="Times New Roman" w:eastAsia="Times New Roman" w:hAnsi="Times New Roman" w:cs="Times New Roman"/>
-          <w:sz w:val="24"/>
-          <w:szCs w:val="24"/>
-        </w:rPr>
-        <w:t>origin</w:t>
-      </w:r>
-      <w:proofErr w:type="spellEnd"/>
-      <w:r>
-        <w:rPr>
-          <w:rFonts w:ascii="Times New Roman" w:eastAsia="Times New Roman" w:hAnsi="Times New Roman" w:cs="Times New Roman"/>
-          <w:sz w:val="24"/>
-          <w:szCs w:val="24"/>
-        </w:rPr>
-        <w:t xml:space="preserve"> </w:t>
-      </w:r>
-      <w:proofErr w:type="spellStart"/>
-      <w:r>
-        <w:rPr>
-          <w:rFonts w:ascii="Times New Roman" w:eastAsia="Times New Roman" w:hAnsi="Times New Roman" w:cs="Times New Roman"/>
-          <w:sz w:val="24"/>
-          <w:szCs w:val="24"/>
-        </w:rPr>
-        <w:t>main</w:t>
-      </w:r>
-      <w:proofErr w:type="spellEnd"/>
-      <w:r>
-        <w:rPr>
-          <w:rFonts w:ascii="Times New Roman" w:eastAsia="Times New Roman" w:hAnsi="Times New Roman" w:cs="Times New Roman"/>
-          <w:sz w:val="24"/>
-          <w:szCs w:val="24"/>
-        </w:rPr>
-        <w:t>. - отправляет локальные коммиты</w:t>
+      <w:r>
+        <w:rPr>
+          <w:rFonts w:ascii="Times New Roman" w:eastAsia="Times New Roman" w:hAnsi="Times New Roman" w:cs="Times New Roman"/>
+          <w:sz w:val="24"/>
+          <w:szCs w:val="24"/>
+        </w:rPr>
+        <w:t>git push -u origin main. - отправляет локальные коммиты</w:t>
       </w:r>
     </w:p>
     <w:p>
@@ -1666,6 +1508,7 @@
           <w:rFonts w:ascii="Times New Roman" w:eastAsia="Times New Roman" w:hAnsi="Times New Roman" w:cs="Times New Roman"/>
           <w:sz w:val="24"/>
           <w:szCs w:val="24"/>
+          <w:lang w:val="en-US"/>
         </w:rPr>
       </w:pPr>
       <w:r>
@@ -1677,7 +1520,414 @@
         <w:t>Скриншоты выполнения команд</w:t>
       </w:r>
     </w:p>
+    <w:p>
+      <w:pPr>
+        <w:rPr>
+          <w:rFonts w:ascii="Times New Roman" w:eastAsia="Times New Roman" w:hAnsi="Times New Roman" w:cs="Times New Roman"/>
+          <w:sz w:val="24"/>
+          <w:szCs w:val="24"/>
+          <w:lang w:val="en-US"/>
+        </w:rPr>
+      </w:pPr>
+      <w:r>
+        <w:rPr>
+          <w:rFonts w:ascii="Times New Roman" w:eastAsia="Times New Roman" w:hAnsi="Times New Roman" w:cs="Times New Roman"/>
+          <w:sz w:val="24"/>
+          <w:szCs w:val="24"/>
+          <w:lang w:val="en-US"/>
+        </w:rPr>
+        <w:t>cd /c/Users/sepun/Desktop/web_polytech</w:t>
+      </w:r>
+    </w:p>
+    <w:p>
+      <w:r>
+        <w:drawing>
+          <wp:inline distT="0" distB="0" distL="0" distR="0" wp14:anchorId="5A9C9A8F" wp14:editId="44E24627">
+            <wp:extent cx="3277057" cy="781159"/>
+            <wp:effectExtent l="0" t="0" r="0" b="0"/>
+            <wp:docPr id="481111180" name="Рисунок 1"/>
+            <wp:cNvGraphicFramePr>
+              <a:graphicFrameLocks xmlns:a="http://schemas.openxmlformats.org/drawingml/2006/main" noChangeAspect="1"/>
+            </wp:cNvGraphicFramePr>
+            <a:graphic xmlns:a="http://schemas.openxmlformats.org/drawingml/2006/main">
+              <a:graphicData uri="http://schemas.openxmlformats.org/drawingml/2006/picture">
+                <pic:pic xmlns:pic="http://schemas.openxmlformats.org/drawingml/2006/picture">
+                  <pic:nvPicPr>
+                    <pic:cNvPr id="481111180" name=""/>
+                    <pic:cNvPicPr/>
+                  </pic:nvPicPr>
+                  <pic:blipFill>
+                    <a:blip r:embed="rId4"/>
+                    <a:stretch>
+                      <a:fillRect/>
+                    </a:stretch>
+                  </pic:blipFill>
+                  <pic:spPr>
+                    <a:xfrm>
+                      <a:off x="0" y="0"/>
+                      <a:ext cx="3277057" cy="781159"/>
+                    </a:xfrm>
+                    <a:prstGeom prst="rect">
+                      <a:avLst/>
+                    </a:prstGeom>
+                  </pic:spPr>
+                </pic:pic>
+              </a:graphicData>
+            </a:graphic>
+          </wp:inline>
+        </w:drawing>
+      </w:r>
+    </w:p>
+    <w:p>
+      <w:r>
+        <w:t>1</w:t>
+      </w:r>
+      <w:r>
+        <w:t>s</w:t>
+      </w:r>
+    </w:p>
+    <w:p>
+      <w:r>
+        <w:drawing>
+          <wp:inline distT="0" distB="0" distL="0" distR="0" wp14:anchorId="197750D0" wp14:editId="1163EE71">
+            <wp:extent cx="5363323" cy="666843"/>
+            <wp:effectExtent l="0" t="0" r="8890" b="0"/>
+            <wp:docPr id="1834052515" name="Рисунок 1"/>
+            <wp:cNvGraphicFramePr>
+              <a:graphicFrameLocks xmlns:a="http://schemas.openxmlformats.org/drawingml/2006/main" noChangeAspect="1"/>
+            </wp:cNvGraphicFramePr>
+            <a:graphic xmlns:a="http://schemas.openxmlformats.org/drawingml/2006/main">
+              <a:graphicData uri="http://schemas.openxmlformats.org/drawingml/2006/picture">
+                <pic:pic xmlns:pic="http://schemas.openxmlformats.org/drawingml/2006/picture">
+                  <pic:nvPicPr>
+                    <pic:cNvPr id="1834052515" name=""/>
+                    <pic:cNvPicPr/>
+                  </pic:nvPicPr>
+                  <pic:blipFill>
+                    <a:blip r:embed="rId5"/>
+                    <a:stretch>
+                      <a:fillRect/>
+                    </a:stretch>
+                  </pic:blipFill>
+                  <pic:spPr>
+                    <a:xfrm>
+                      <a:off x="0" y="0"/>
+                      <a:ext cx="5363323" cy="666843"/>
+                    </a:xfrm>
+                    <a:prstGeom prst="rect">
+                      <a:avLst/>
+                    </a:prstGeom>
+                  </pic:spPr>
+                </pic:pic>
+              </a:graphicData>
+            </a:graphic>
+          </wp:inline>
+        </w:drawing>
+      </w:r>
+    </w:p>
+    <w:p>
+      <w:r>
+        <w:t>git init</w:t>
+      </w:r>
+    </w:p>
+    <w:p>
+      <w:r>
+        <w:drawing>
+          <wp:inline distT="0" distB="0" distL="0" distR="0" wp14:anchorId="34DC0BE4" wp14:editId="78C0F341">
+            <wp:extent cx="5353797" cy="552527"/>
+            <wp:effectExtent l="0" t="0" r="0" b="0"/>
+            <wp:docPr id="1261522394" name="Рисунок 1"/>
+            <wp:cNvGraphicFramePr>
+              <a:graphicFrameLocks xmlns:a="http://schemas.openxmlformats.org/drawingml/2006/main" noChangeAspect="1"/>
+            </wp:cNvGraphicFramePr>
+            <a:graphic xmlns:a="http://schemas.openxmlformats.org/drawingml/2006/main">
+              <a:graphicData uri="http://schemas.openxmlformats.org/drawingml/2006/picture">
+                <pic:pic xmlns:pic="http://schemas.openxmlformats.org/drawingml/2006/picture">
+                  <pic:nvPicPr>
+                    <pic:cNvPr id="1261522394" name=""/>
+                    <pic:cNvPicPr/>
+                  </pic:nvPicPr>
+                  <pic:blipFill>
+                    <a:blip r:embed="rId6"/>
+                    <a:stretch>
+                      <a:fillRect/>
+                    </a:stretch>
+                  </pic:blipFill>
+                  <pic:spPr>
+                    <a:xfrm>
+                      <a:off x="0" y="0"/>
+                      <a:ext cx="5353797" cy="552527"/>
+                    </a:xfrm>
+                    <a:prstGeom prst="rect">
+                      <a:avLst/>
+                    </a:prstGeom>
+                  </pic:spPr>
+                </pic:pic>
+              </a:graphicData>
+            </a:graphic>
+          </wp:inline>
+        </w:drawing>
+      </w:r>
+    </w:p>
+    <w:p>
+      <w:r>
+        <w:t>git add .</w:t>
+      </w:r>
+    </w:p>
+    <w:p>
+      <w:r>
+        <w:drawing>
+          <wp:inline distT="0" distB="0" distL="0" distR="0" wp14:anchorId="4068BB08" wp14:editId="0CDBEA97">
+            <wp:extent cx="4077269" cy="466790"/>
+            <wp:effectExtent l="0" t="0" r="0" b="9525"/>
+            <wp:docPr id="65378633" name="Рисунок 1"/>
+            <wp:cNvGraphicFramePr>
+              <a:graphicFrameLocks xmlns:a="http://schemas.openxmlformats.org/drawingml/2006/main" noChangeAspect="1"/>
+            </wp:cNvGraphicFramePr>
+            <a:graphic xmlns:a="http://schemas.openxmlformats.org/drawingml/2006/main">
+              <a:graphicData uri="http://schemas.openxmlformats.org/drawingml/2006/picture">
+                <pic:pic xmlns:pic="http://schemas.openxmlformats.org/drawingml/2006/picture">
+                  <pic:nvPicPr>
+                    <pic:cNvPr id="65378633" name=""/>
+                    <pic:cNvPicPr/>
+                  </pic:nvPicPr>
+                  <pic:blipFill>
+                    <a:blip r:embed="rId7"/>
+                    <a:stretch>
+                      <a:fillRect/>
+                    </a:stretch>
+                  </pic:blipFill>
+                  <pic:spPr>
+                    <a:xfrm>
+                      <a:off x="0" y="0"/>
+                      <a:ext cx="4077269" cy="466790"/>
+                    </a:xfrm>
+                    <a:prstGeom prst="rect">
+                      <a:avLst/>
+                    </a:prstGeom>
+                  </pic:spPr>
+                </pic:pic>
+              </a:graphicData>
+            </a:graphic>
+          </wp:inline>
+        </w:drawing>
+      </w:r>
+    </w:p>
+    <w:p>
+      <w:r>
+        <w:rPr>
+          <w:lang w:val="en-US"/>
+        </w:rPr>
+        <w:t>git commit -m "</w:t>
+      </w:r>
+      <w:r>
+        <w:t>2 лаба</w:t>
+      </w:r>
+      <w:r>
+        <w:rPr>
+          <w:lang w:val="en-US"/>
+        </w:rPr>
+        <w:t>"</w:t>
+      </w:r>
+    </w:p>
+    <w:p>
+      <w:r>
+        <w:lastRenderedPageBreak/>
+        <w:drawing>
+          <wp:inline distT="0" distB="0" distL="0" distR="0" wp14:anchorId="5ADC2AB6" wp14:editId="4B5F7669">
+            <wp:extent cx="5477639" cy="2381582"/>
+            <wp:effectExtent l="0" t="0" r="8890" b="0"/>
+            <wp:docPr id="587797593" name="Рисунок 1"/>
+            <wp:cNvGraphicFramePr>
+              <a:graphicFrameLocks xmlns:a="http://schemas.openxmlformats.org/drawingml/2006/main" noChangeAspect="1"/>
+            </wp:cNvGraphicFramePr>
+            <a:graphic xmlns:a="http://schemas.openxmlformats.org/drawingml/2006/main">
+              <a:graphicData uri="http://schemas.openxmlformats.org/drawingml/2006/picture">
+                <pic:pic xmlns:pic="http://schemas.openxmlformats.org/drawingml/2006/picture">
+                  <pic:nvPicPr>
+                    <pic:cNvPr id="587797593" name=""/>
+                    <pic:cNvPicPr/>
+                  </pic:nvPicPr>
+                  <pic:blipFill>
+                    <a:blip r:embed="rId8"/>
+                    <a:stretch>
+                      <a:fillRect/>
+                    </a:stretch>
+                  </pic:blipFill>
+                  <pic:spPr>
+                    <a:xfrm>
+                      <a:off x="0" y="0"/>
+                      <a:ext cx="5477639" cy="2381582"/>
+                    </a:xfrm>
+                    <a:prstGeom prst="rect">
+                      <a:avLst/>
+                    </a:prstGeom>
+                  </pic:spPr>
+                </pic:pic>
+              </a:graphicData>
+            </a:graphic>
+          </wp:inline>
+        </w:drawing>
+      </w:r>
+    </w:p>
+    <w:p>
+      <w:pPr>
+        <w:rPr>
+          <w:lang w:val="en-US"/>
+        </w:rPr>
+      </w:pPr>
+      <w:r>
+        <w:rPr>
+          <w:lang w:val="en-US"/>
+        </w:rPr>
+        <w:t xml:space="preserve">git remote add origin </w:t>
+      </w:r>
+      <w:hyperlink r:id="rId9" w:history="1">
+        <w:r>
+          <w:rPr>
+            <w:rStyle w:val="ac"/>
+            <w:lang w:val="en-US"/>
+          </w:rPr>
+          <w:t>https://github.com/belg04/web_polytech.git</w:t>
+        </w:r>
+      </w:hyperlink>
+    </w:p>
+    <w:p>
+      <w:r>
+        <w:rPr>
+          <w:lang w:val="en-US"/>
+        </w:rPr>
+        <w:drawing>
+          <wp:inline distT="0" distB="0" distL="0" distR="0" wp14:anchorId="392114A4" wp14:editId="45219F49">
+            <wp:extent cx="4829849" cy="724001"/>
+            <wp:effectExtent l="0" t="0" r="8890" b="0"/>
+            <wp:docPr id="1417302175" name="Рисунок 1"/>
+            <wp:cNvGraphicFramePr>
+              <a:graphicFrameLocks xmlns:a="http://schemas.openxmlformats.org/drawingml/2006/main" noChangeAspect="1"/>
+            </wp:cNvGraphicFramePr>
+            <a:graphic xmlns:a="http://schemas.openxmlformats.org/drawingml/2006/main">
+              <a:graphicData uri="http://schemas.openxmlformats.org/drawingml/2006/picture">
+                <pic:pic xmlns:pic="http://schemas.openxmlformats.org/drawingml/2006/picture">
+                  <pic:nvPicPr>
+                    <pic:cNvPr id="1417302175" name=""/>
+                    <pic:cNvPicPr/>
+                  </pic:nvPicPr>
+                  <pic:blipFill>
+                    <a:blip r:embed="rId10"/>
+                    <a:stretch>
+                      <a:fillRect/>
+                    </a:stretch>
+                  </pic:blipFill>
+                  <pic:spPr>
+                    <a:xfrm>
+                      <a:off x="0" y="0"/>
+                      <a:ext cx="4829849" cy="724001"/>
+                    </a:xfrm>
+                    <a:prstGeom prst="rect">
+                      <a:avLst/>
+                    </a:prstGeom>
+                  </pic:spPr>
+                </pic:pic>
+              </a:graphicData>
+            </a:graphic>
+          </wp:inline>
+        </w:drawing>
+      </w:r>
+    </w:p>
+    <w:p>
+      <w:r>
+        <w:t>git branch -M main</w:t>
+      </w:r>
+    </w:p>
+    <w:p>
+      <w:r>
+        <w:drawing>
+          <wp:inline distT="0" distB="0" distL="0" distR="0" wp14:anchorId="57B1C697" wp14:editId="5A1C792D">
+            <wp:extent cx="3667637" cy="752580"/>
+            <wp:effectExtent l="0" t="0" r="9525" b="9525"/>
+            <wp:docPr id="849726362" name="Рисунок 1"/>
+            <wp:cNvGraphicFramePr>
+              <a:graphicFrameLocks xmlns:a="http://schemas.openxmlformats.org/drawingml/2006/main" noChangeAspect="1"/>
+            </wp:cNvGraphicFramePr>
+            <a:graphic xmlns:a="http://schemas.openxmlformats.org/drawingml/2006/main">
+              <a:graphicData uri="http://schemas.openxmlformats.org/drawingml/2006/picture">
+                <pic:pic xmlns:pic="http://schemas.openxmlformats.org/drawingml/2006/picture">
+                  <pic:nvPicPr>
+                    <pic:cNvPr id="849726362" name=""/>
+                    <pic:cNvPicPr/>
+                  </pic:nvPicPr>
+                  <pic:blipFill>
+                    <a:blip r:embed="rId11"/>
+                    <a:stretch>
+                      <a:fillRect/>
+                    </a:stretch>
+                  </pic:blipFill>
+                  <pic:spPr>
+                    <a:xfrm>
+                      <a:off x="0" y="0"/>
+                      <a:ext cx="3667637" cy="752580"/>
+                    </a:xfrm>
+                    <a:prstGeom prst="rect">
+                      <a:avLst/>
+                    </a:prstGeom>
+                  </pic:spPr>
+                </pic:pic>
+              </a:graphicData>
+            </a:graphic>
+          </wp:inline>
+        </w:drawing>
+      </w:r>
+    </w:p>
+    <w:p>
+      <w:r>
+        <w:t>git push -u origin main</w:t>
+      </w:r>
+    </w:p>
+    <w:p>
+      <w:r>
+        <w:drawing>
+          <wp:inline distT="0" distB="0" distL="0" distR="0" wp14:anchorId="0AC40332" wp14:editId="1CBB4798">
+            <wp:extent cx="4896533" cy="2448267"/>
+            <wp:effectExtent l="0" t="0" r="0" b="9525"/>
+            <wp:docPr id="996001472" name="Рисунок 1"/>
+            <wp:cNvGraphicFramePr>
+              <a:graphicFrameLocks xmlns:a="http://schemas.openxmlformats.org/drawingml/2006/main" noChangeAspect="1"/>
+            </wp:cNvGraphicFramePr>
+            <a:graphic xmlns:a="http://schemas.openxmlformats.org/drawingml/2006/main">
+              <a:graphicData uri="http://schemas.openxmlformats.org/drawingml/2006/picture">
+                <pic:pic xmlns:pic="http://schemas.openxmlformats.org/drawingml/2006/picture">
+                  <pic:nvPicPr>
+                    <pic:cNvPr id="996001472" name=""/>
+                    <pic:cNvPicPr/>
+                  </pic:nvPicPr>
+                  <pic:blipFill>
+                    <a:blip r:embed="rId12"/>
+                    <a:stretch>
+                      <a:fillRect/>
+                    </a:stretch>
+                  </pic:blipFill>
+                  <pic:spPr>
+                    <a:xfrm>
+                      <a:off x="0" y="0"/>
+                      <a:ext cx="4896533" cy="2448267"/>
+                    </a:xfrm>
+                    <a:prstGeom prst="rect">
+                      <a:avLst/>
+                    </a:prstGeom>
+                  </pic:spPr>
+                </pic:pic>
+              </a:graphicData>
+            </a:graphic>
+          </wp:inline>
+        </w:drawing>
+      </w:r>
+    </w:p>
     <w:p/>
+    <w:p>
+      <w:r>
+        <w:t>https://github.com/belg04/web_polytech</w:t>
+      </w:r>
+    </w:p>
     <w:sectPr>
       <w:pgSz w:w="11906" w:h="16838"/>
       <w:pgMar w:top="1134" w:right="850" w:bottom="1134" w:left="1701" w:header="708" w:footer="708" w:gutter="0"/>
@@ -2337,7 +2587,6 @@
   <w:style w:type="character" w:default="1" w:styleId="a0">
     <w:name w:val="Default Paragraph Font"/>
     <w:uiPriority w:val="1"/>
-    <w:semiHidden/>
     <w:unhideWhenUsed/>
   </w:style>
   <w:style w:type="table" w:default="1" w:styleId="a1">
@@ -2673,6 +2922,29 @@
       <w:smallCaps/>
       <w:color w:val="2F5496" w:themeColor="accent1" w:themeShade="BF"/>
       <w:spacing w:val="5"/>
+    </w:rPr>
+  </w:style>
+  <w:style w:type="character" w:styleId="ac">
+    <w:name w:val="Hyperlink"/>
+    <w:basedOn w:val="a0"/>
+    <w:uiPriority w:val="99"/>
+    <w:unhideWhenUsed/>
+    <w:rsid w:val="00866AF7"/>
+    <w:rPr>
+      <w:color w:val="0563C1" w:themeColor="hyperlink"/>
+      <w:u w:val="single"/>
+    </w:rPr>
+  </w:style>
+  <w:style w:type="character" w:styleId="ad">
+    <w:name w:val="Unresolved Mention"/>
+    <w:basedOn w:val="a0"/>
+    <w:uiPriority w:val="99"/>
+    <w:semiHidden/>
+    <w:unhideWhenUsed/>
+    <w:rsid w:val="00866AF7"/>
+    <w:rPr>
+      <w:color w:val="605E5C"/>
+      <w:shd w:val="clear" w:color="auto" w:fill="E1DFDD"/>
     </w:rPr>
   </w:style>
 </w:styles>
